--- a/docs/docx/PRE_COMMIT_HOOKS.docx
+++ b/docs/docx/PRE_COMMIT_HOOKS.docx
@@ -290,7 +290,7 @@
         </w:trPr>
         <w:tc>
           <w:tcPr>
-            <w:tcW w:type="dxa" w:w="4944"/>
+            <w:tcW w:type="dxa" w:w="5224"/>
             <w:tcBorders>
               <w:bottom w:sz="3.184000015258789" w:val="single" w:color="#000000"/>
             </w:tcBorders>
@@ -352,7 +352,7 @@
         </w:tc>
         <w:tc>
           <w:tcPr>
-            <w:tcW w:type="dxa" w:w="4424"/>
+            <w:tcW w:type="dxa" w:w="4144"/>
             <w:tcBorders>
               <w:bottom w:sz="3.184000015258789" w:val="single" w:color="#000000"/>
             </w:tcBorders>
@@ -378,27 +378,7 @@
                 <w:color w:val="000000"/>
                 <w:sz w:val="20"/>
               </w:rPr>
-              <w:t>PRE</w:t>
-            </w:r>
-            <w:r>
-              <w:rPr>
-                <w:rFonts w:ascii="LMRoman10" w:hAnsi="LMRoman10" w:eastAsia="LMRoman10"/>
-                <w:b w:val="0"/>
-                <w:i w:val="0"/>
-                <w:color w:val="000000"/>
-                <w:sz w:val="20"/>
-              </w:rPr>
-              <w:t>COMMIT</w:t>
-            </w:r>
-            <w:r>
-              <w:rPr>
-                <w:rFonts w:ascii="LMRoman10" w:hAnsi="LMRoman10" w:eastAsia="LMRoman10"/>
-                <w:b w:val="0"/>
-                <w:i w:val="0"/>
-                <w:color w:val="000000"/>
-                <w:sz w:val="20"/>
-              </w:rPr>
-              <w:t>HOOKS</w:t>
+              <w:t>tmp.ocTMI0Grw2</w:t>
             </w:r>
           </w:p>
         </w:tc>
@@ -459,9 +439,9 @@
         <w:autoSpaceDN w:val="0"/>
         <w:autoSpaceDE w:val="0"/>
         <w:widowControl/>
-        <w:spacing w:line="278" w:lineRule="exact" w:before="138" w:after="0"/>
-        <w:ind w:left="10" w:right="0" w:firstLine="0"/>
-        <w:jc w:val="left"/>
+        <w:spacing w:line="240" w:lineRule="exact" w:before="176" w:after="0"/>
+        <w:ind w:left="0" w:right="0" w:firstLine="0"/>
+        <w:jc w:val="center"/>
       </w:pPr>
       <w:r>
         <w:rPr>
@@ -604,107 +584,7 @@
           <w:color w:val="000000"/>
           <w:sz w:val="24"/>
         </w:rPr>
-        <w:t xml:space="preserve">branch </w:t>
-      </w:r>
-      <w:r>
-        <w:rPr>
-          <w:rFonts w:ascii="LMRoman12" w:hAnsi="LMRoman12" w:eastAsia="LMRoman12"/>
-          <w:b w:val="0"/>
-          <w:i w:val="0"/>
-          <w:color w:val="000000"/>
-          <w:sz w:val="24"/>
-        </w:rPr>
-        <w:t>management</w:t>
-      </w:r>
-      <w:r>
-        <w:rPr>
-          <w:rFonts w:ascii="LMRoman12" w:hAnsi="LMRoman12" w:eastAsia="LMRoman12"/>
-          <w:b w:val="0"/>
-          <w:i w:val="0"/>
-          <w:color w:val="000000"/>
-          <w:sz w:val="24"/>
-        </w:rPr>
-        <w:t>scripts</w:t>
-      </w:r>
-      <w:r>
-        <w:rPr>
-          <w:rFonts w:ascii="LMRoman12" w:hAnsi="LMRoman12" w:eastAsia="LMRoman12"/>
-          <w:b w:val="0"/>
-          <w:i w:val="0"/>
-          <w:color w:val="000000"/>
-          <w:sz w:val="24"/>
-        </w:rPr>
-        <w:t>(</w:t>
-      </w:r>
-      <w:r>
-        <w:rPr>
-          <w:rFonts w:ascii="LMMono12" w:hAnsi="LMMono12" w:eastAsia="LMMono12"/>
-          <w:b w:val="0"/>
-          <w:i w:val="0"/>
-          <w:color w:val="000000"/>
-          <w:sz w:val="24"/>
-        </w:rPr>
-        <w:t>mkbranch</w:t>
-      </w:r>
-      <w:r>
-        <w:rPr>
-          <w:rFonts w:ascii="LMRoman12" w:hAnsi="LMRoman12" w:eastAsia="LMRoman12"/>
-          <w:b w:val="0"/>
-          <w:i w:val="0"/>
-          <w:color w:val="000000"/>
-          <w:sz w:val="24"/>
-        </w:rPr>
-        <w:t>and</w:t>
-      </w:r>
-      <w:r>
-        <w:rPr>
-          <w:rFonts w:ascii="LMMono12" w:hAnsi="LMMono12" w:eastAsia="LMMono12"/>
-          <w:b w:val="0"/>
-          <w:i w:val="0"/>
-          <w:color w:val="000000"/>
-          <w:sz w:val="24"/>
-        </w:rPr>
-        <w:t>rmbranch</w:t>
-      </w:r>
-      <w:r>
-        <w:rPr>
-          <w:rFonts w:ascii="LMRoman12" w:hAnsi="LMRoman12" w:eastAsia="LMRoman12"/>
-          <w:b w:val="0"/>
-          <w:i w:val="0"/>
-          <w:color w:val="000000"/>
-          <w:sz w:val="24"/>
-        </w:rPr>
-        <w:t>)</w:t>
-      </w:r>
-      <w:r>
-        <w:rPr>
-          <w:rFonts w:ascii="LMRoman12" w:hAnsi="LMRoman12" w:eastAsia="LMRoman12"/>
-          <w:b w:val="0"/>
-          <w:i w:val="0"/>
-          <w:color w:val="000000"/>
-          <w:sz w:val="24"/>
-        </w:rPr>
-        <w:t>prevent</w:t>
-      </w:r>
-      <w:r>
-        <w:rPr>
-          <w:rFonts w:ascii="LMRoman12" w:hAnsi="LMRoman12" w:eastAsia="LMRoman12"/>
-          <w:b w:val="0"/>
-          <w:i w:val="0"/>
-          <w:color w:val="000000"/>
-          <w:sz w:val="24"/>
-        </w:rPr>
-        <w:t>deletion</w:t>
-      </w:r>
-      <w:r>
-        <w:rPr>
-          <w:rFonts w:ascii="LMRoman12" w:hAnsi="LMRoman12" w:eastAsia="LMRoman12"/>
-          <w:b w:val="0"/>
-          <w:i w:val="0"/>
-          <w:color w:val="000000"/>
-          <w:sz w:val="24"/>
-        </w:rPr>
-        <w:t>of:</w:t>
+        <w:t>branch</w:t>
       </w:r>
     </w:p>
     <w:p>
@@ -712,8 +592,8 @@
         <w:autoSpaceDN w:val="0"/>
         <w:autoSpaceDE w:val="0"/>
         <w:widowControl/>
-        <w:spacing w:line="278" w:lineRule="exact" w:before="122" w:after="0"/>
-        <w:ind w:left="226" w:right="7488" w:firstLine="0"/>
+        <w:spacing w:line="238" w:lineRule="exact" w:before="40" w:after="0"/>
+        <w:ind w:left="10" w:right="0" w:firstLine="0"/>
         <w:jc w:val="left"/>
       </w:pPr>
       <w:r>
@@ -724,7 +604,27 @@
           <w:color w:val="000000"/>
           <w:sz w:val="24"/>
         </w:rPr>
-        <w:t>•</w:t>
+        <w:t>management</w:t>
+      </w:r>
+      <w:r>
+        <w:rPr>
+          <w:rFonts w:ascii="LMRoman12" w:hAnsi="LMRoman12" w:eastAsia="LMRoman12"/>
+          <w:b w:val="0"/>
+          <w:i w:val="0"/>
+          <w:color w:val="000000"/>
+          <w:sz w:val="24"/>
+        </w:rPr>
+        <w:t>scripts</w:t>
+      </w:r>
+      <w:r>
+        <w:rPr>
+          <w:rFonts w:ascii="LMRoman12" w:hAnsi="LMRoman12" w:eastAsia="LMRoman12"/>
+          <w:b w:val="0"/>
+          <w:i w:val="0"/>
+          <w:color w:val="000000"/>
+          <w:sz w:val="24"/>
+        </w:rPr>
+        <w:t>(</w:t>
       </w:r>
       <w:r>
         <w:rPr>
@@ -734,20 +634,17 @@
           <w:color w:val="000000"/>
           <w:sz w:val="24"/>
         </w:rPr>
-        <w:t>main</w:t>
-      </w:r>
-      <w:r>
-        <w:br/>
-      </w:r>
-      <w:r>
-        <w:rPr>
-          <w:rFonts w:ascii="LMRoman12" w:hAnsi="LMRoman12" w:eastAsia="LMRoman12"/>
-          <w:b w:val="0"/>
-          <w:i w:val="0"/>
-          <w:color w:val="000000"/>
-          <w:sz w:val="24"/>
-        </w:rPr>
-        <w:t>•</w:t>
+        <w:t>mkbranch</w:t>
+      </w:r>
+      <w:r>
+        <w:rPr>
+          <w:rFonts w:ascii="LMRoman12" w:hAnsi="LMRoman12" w:eastAsia="LMRoman12"/>
+          <w:b w:val="0"/>
+          <w:i w:val="0"/>
+          <w:color w:val="000000"/>
+          <w:sz w:val="24"/>
+        </w:rPr>
+        <w:t>and</w:t>
       </w:r>
       <w:r>
         <w:rPr>
@@ -757,53 +654,47 @@
           <w:color w:val="000000"/>
           <w:sz w:val="24"/>
         </w:rPr>
-        <w:t>master</w:t>
-      </w:r>
-      <w:r>
-        <w:br/>
-      </w:r>
-      <w:r>
-        <w:rPr>
-          <w:rFonts w:ascii="LMRoman12" w:hAnsi="LMRoman12" w:eastAsia="LMRoman12"/>
-          <w:b w:val="0"/>
-          <w:i w:val="0"/>
-          <w:color w:val="000000"/>
-          <w:sz w:val="24"/>
-        </w:rPr>
-        <w:t>•</w:t>
-      </w:r>
-      <w:r>
-        <w:rPr>
-          <w:rFonts w:ascii="LMMono12" w:hAnsi="LMMono12" w:eastAsia="LMMono12"/>
-          <w:b w:val="0"/>
-          <w:i w:val="0"/>
-          <w:color w:val="000000"/>
-          <w:sz w:val="24"/>
-        </w:rPr>
-        <w:t>develop</w:t>
-      </w:r>
-      <w:r>
-        <w:br/>
-      </w:r>
-      <w:r>
-        <w:rPr>
-          <w:rFonts w:ascii="LMRoman12" w:hAnsi="LMRoman12" w:eastAsia="LMRoman12"/>
-          <w:b w:val="0"/>
-          <w:i w:val="0"/>
-          <w:color w:val="000000"/>
-          <w:sz w:val="24"/>
-        </w:rPr>
-        <w:t>•</w:t>
-      </w:r>
-      <w:r>
-        <w:rPr>
-          <w:rFonts w:ascii="LMMono12" w:hAnsi="LMMono12" w:eastAsia="LMMono12"/>
-          <w:b w:val="0"/>
-          <w:i w:val="0"/>
-          <w:color w:val="000000"/>
-          <w:sz w:val="24"/>
-        </w:rPr>
-        <w:t>development</w:t>
+        <w:t>rmbranch</w:t>
+      </w:r>
+      <w:r>
+        <w:rPr>
+          <w:rFonts w:ascii="LMRoman12" w:hAnsi="LMRoman12" w:eastAsia="LMRoman12"/>
+          <w:b w:val="0"/>
+          <w:i w:val="0"/>
+          <w:color w:val="000000"/>
+          <w:sz w:val="24"/>
+        </w:rPr>
+        <w:t>)</w:t>
+      </w:r>
+      <w:r>
+        <w:rPr>
+          <w:rFonts w:ascii="LMRoman12" w:hAnsi="LMRoman12" w:eastAsia="LMRoman12"/>
+          <w:b w:val="0"/>
+          <w:i w:val="0"/>
+          <w:color w:val="000000"/>
+          <w:sz w:val="24"/>
+        </w:rPr>
+        <w:t>prevent</w:t>
+      </w:r>
+      <w:r>
+        <w:rPr>
+          <w:rFonts w:ascii="LMRoman12" w:hAnsi="LMRoman12" w:eastAsia="LMRoman12"/>
+          <w:b w:val="0"/>
+          <w:i w:val="0"/>
+          <w:color w:val="000000"/>
+          <w:sz w:val="24"/>
+        </w:rPr>
+        <w:t>deletion</w:t>
+      </w:r>
+      <w:r>
+        <w:rPr>
+          <w:rFonts w:ascii="LMRoman12" w:hAnsi="LMRoman12" w:eastAsia="LMRoman12"/>
+          <w:b w:val="0"/>
+          <w:i w:val="0"/>
+          <w:color w:val="000000"/>
+          <w:sz w:val="24"/>
+        </w:rPr>
+        <w:t>of:</w:t>
       </w:r>
     </w:p>
     <w:p>
@@ -811,7 +702,37 @@
         <w:autoSpaceDN w:val="0"/>
         <w:autoSpaceDE w:val="0"/>
         <w:widowControl/>
-        <w:spacing w:line="200" w:lineRule="exact" w:before="11202" w:after="0"/>
+        <w:spacing w:line="240" w:lineRule="exact" w:before="160" w:after="0"/>
+        <w:ind w:left="226" w:right="0" w:firstLine="0"/>
+        <w:jc w:val="left"/>
+      </w:pPr>
+      <w:r>
+        <w:rPr>
+          <w:rFonts w:ascii="LMRoman12" w:hAnsi="LMRoman12" w:eastAsia="LMRoman12"/>
+          <w:b w:val="0"/>
+          <w:i w:val="0"/>
+          <w:color w:val="000000"/>
+          <w:sz w:val="24"/>
+        </w:rPr>
+        <w:t>•</w:t>
+      </w:r>
+      <w:r>
+        <w:rPr>
+          <w:rFonts w:ascii="LMMono12" w:hAnsi="LMMono12" w:eastAsia="LMMono12"/>
+          <w:b w:val="0"/>
+          <w:i w:val="0"/>
+          <w:color w:val="000000"/>
+          <w:sz w:val="24"/>
+        </w:rPr>
+        <w:t>main</w:t>
+      </w:r>
+    </w:p>
+    <w:p>
+      <w:pPr>
+        <w:autoSpaceDN w:val="0"/>
+        <w:autoSpaceDE w:val="0"/>
+        <w:widowControl/>
+        <w:spacing w:line="200" w:lineRule="exact" w:before="12038" w:after="0"/>
         <w:ind w:left="10" w:right="0" w:firstLine="0"/>
         <w:jc w:val="left"/>
       </w:pPr>
@@ -862,7 +783,7 @@
         </w:trPr>
         <w:tc>
           <w:tcPr>
-            <w:tcW w:type="dxa" w:w="4384"/>
+            <w:tcW w:type="dxa" w:w="4104"/>
             <w:tcBorders>
               <w:bottom w:sz="3.184000015258789" w:val="single" w:color="#000000"/>
             </w:tcBorders>
@@ -888,33 +809,13 @@
                 <w:color w:val="000000"/>
                 <w:sz w:val="20"/>
               </w:rPr>
-              <w:t>PRE</w:t>
-            </w:r>
-            <w:r>
-              <w:rPr>
-                <w:rFonts w:ascii="LMRoman10" w:hAnsi="LMRoman10" w:eastAsia="LMRoman10"/>
-                <w:b w:val="0"/>
-                <w:i w:val="0"/>
-                <w:color w:val="000000"/>
-                <w:sz w:val="20"/>
-              </w:rPr>
-              <w:t>COMMIT</w:t>
-            </w:r>
-            <w:r>
-              <w:rPr>
-                <w:rFonts w:ascii="LMRoman10" w:hAnsi="LMRoman10" w:eastAsia="LMRoman10"/>
-                <w:b w:val="0"/>
-                <w:i w:val="0"/>
-                <w:color w:val="000000"/>
-                <w:sz w:val="20"/>
-              </w:rPr>
-              <w:t>HOOKS</w:t>
+              <w:t>tmp.ocTMI0Grw2</w:t>
             </w:r>
           </w:p>
         </w:tc>
         <w:tc>
           <w:tcPr>
-            <w:tcW w:type="dxa" w:w="4984"/>
+            <w:tcW w:type="dxa" w:w="5264"/>
             <w:tcBorders>
               <w:bottom w:sz="3.184000015258789" w:val="single" w:color="#000000"/>
             </w:tcBorders>
@@ -929,7 +830,7 @@
               <w:autoSpaceDE w:val="0"/>
               <w:widowControl/>
               <w:spacing w:line="200" w:lineRule="exact" w:before="0" w:after="0"/>
-              <w:ind w:left="0" w:right="2" w:firstLine="0"/>
+              <w:ind w:left="0" w:right="4" w:firstLine="0"/>
               <w:jc w:val="right"/>
             </w:pPr>
             <w:r>
@@ -2756,7 +2657,7 @@
         </w:trPr>
         <w:tc>
           <w:tcPr>
-            <w:tcW w:type="dxa" w:w="5004"/>
+            <w:tcW w:type="dxa" w:w="5284"/>
             <w:tcBorders>
               <w:bottom w:sz="3.184000015258789" w:val="single" w:color="#000000"/>
             </w:tcBorders>
@@ -2818,7 +2719,7 @@
         </w:tc>
         <w:tc>
           <w:tcPr>
-            <w:tcW w:type="dxa" w:w="4364"/>
+            <w:tcW w:type="dxa" w:w="4084"/>
             <w:tcBorders>
               <w:bottom w:sz="3.184000015258789" w:val="single" w:color="#000000"/>
             </w:tcBorders>
@@ -2844,27 +2745,7 @@
                 <w:color w:val="000000"/>
                 <w:sz w:val="20"/>
               </w:rPr>
-              <w:t>PRE</w:t>
-            </w:r>
-            <w:r>
-              <w:rPr>
-                <w:rFonts w:ascii="LMRoman10" w:hAnsi="LMRoman10" w:eastAsia="LMRoman10"/>
-                <w:b w:val="0"/>
-                <w:i w:val="0"/>
-                <w:color w:val="000000"/>
-                <w:sz w:val="20"/>
-              </w:rPr>
-              <w:t>COMMIT</w:t>
-            </w:r>
-            <w:r>
-              <w:rPr>
-                <w:rFonts w:ascii="LMRoman10" w:hAnsi="LMRoman10" w:eastAsia="LMRoman10"/>
-                <w:b w:val="0"/>
-                <w:i w:val="0"/>
-                <w:color w:val="000000"/>
-                <w:sz w:val="20"/>
-              </w:rPr>
-              <w:t>HOOKS</w:t>
+              <w:t>tmp.ocTMI0Grw2</w:t>
             </w:r>
           </w:p>
         </w:tc>
@@ -3895,7 +3776,7 @@
         </w:trPr>
         <w:tc>
           <w:tcPr>
-            <w:tcW w:type="dxa" w:w="5144"/>
+            <w:tcW w:type="dxa" w:w="4864"/>
             <w:tcBorders>
               <w:bottom w:sz="3.184000015258789" w:val="single" w:color="#000000"/>
             </w:tcBorders>
@@ -3921,33 +3802,13 @@
                 <w:color w:val="000000"/>
                 <w:sz w:val="20"/>
               </w:rPr>
-              <w:t>PRE</w:t>
-            </w:r>
-            <w:r>
-              <w:rPr>
-                <w:rFonts w:ascii="LMRoman10" w:hAnsi="LMRoman10" w:eastAsia="LMRoman10"/>
-                <w:b w:val="0"/>
-                <w:i w:val="0"/>
-                <w:color w:val="000000"/>
-                <w:sz w:val="20"/>
-              </w:rPr>
-              <w:t>COMMIT</w:t>
-            </w:r>
-            <w:r>
-              <w:rPr>
-                <w:rFonts w:ascii="LMRoman10" w:hAnsi="LMRoman10" w:eastAsia="LMRoman10"/>
-                <w:b w:val="0"/>
-                <w:i w:val="0"/>
-                <w:color w:val="000000"/>
-                <w:sz w:val="20"/>
-              </w:rPr>
-              <w:t>HOOKS</w:t>
+              <w:t>tmp.ocTMI0Grw2</w:t>
             </w:r>
           </w:p>
         </w:tc>
         <w:tc>
           <w:tcPr>
-            <w:tcW w:type="dxa" w:w="4224"/>
+            <w:tcW w:type="dxa" w:w="4504"/>
             <w:tcBorders>
               <w:bottom w:sz="3.184000015258789" w:val="single" w:color="#000000"/>
             </w:tcBorders>
@@ -4817,7 +4678,7 @@
         </w:trPr>
         <w:tc>
           <w:tcPr>
-            <w:tcW w:type="dxa" w:w="4664"/>
+            <w:tcW w:type="dxa" w:w="4964"/>
             <w:tcBorders>
               <w:bottom w:sz="3.184000015258789" w:val="single" w:color="#000000"/>
             </w:tcBorders>
@@ -4859,7 +4720,7 @@
         </w:tc>
         <w:tc>
           <w:tcPr>
-            <w:tcW w:type="dxa" w:w="4704"/>
+            <w:tcW w:type="dxa" w:w="4404"/>
             <w:tcBorders>
               <w:bottom w:sz="3.184000015258789" w:val="single" w:color="#000000"/>
             </w:tcBorders>
@@ -4874,7 +4735,7 @@
               <w:autoSpaceDE w:val="0"/>
               <w:widowControl/>
               <w:spacing w:line="200" w:lineRule="exact" w:before="0" w:after="0"/>
-              <w:ind w:left="0" w:right="2" w:firstLine="0"/>
+              <w:ind w:left="0" w:right="4" w:firstLine="0"/>
               <w:jc w:val="right"/>
             </w:pPr>
             <w:r>
@@ -4885,27 +4746,7 @@
                 <w:color w:val="000000"/>
                 <w:sz w:val="20"/>
               </w:rPr>
-              <w:t>PRE</w:t>
-            </w:r>
-            <w:r>
-              <w:rPr>
-                <w:rFonts w:ascii="LMRoman10" w:hAnsi="LMRoman10" w:eastAsia="LMRoman10"/>
-                <w:b w:val="0"/>
-                <w:i w:val="0"/>
-                <w:color w:val="000000"/>
-                <w:sz w:val="20"/>
-              </w:rPr>
-              <w:t>COMMIT</w:t>
-            </w:r>
-            <w:r>
-              <w:rPr>
-                <w:rFonts w:ascii="LMRoman10" w:hAnsi="LMRoman10" w:eastAsia="LMRoman10"/>
-                <w:b w:val="0"/>
-                <w:i w:val="0"/>
-                <w:color w:val="000000"/>
-                <w:sz w:val="20"/>
-              </w:rPr>
-              <w:t>HOOKS</w:t>
+              <w:t>tmp.ocTMI0Grw2</w:t>
             </w:r>
           </w:p>
         </w:tc>
@@ -5526,7 +5367,7 @@
         </w:trPr>
         <w:tc>
           <w:tcPr>
-            <w:tcW w:type="dxa" w:w="5044"/>
+            <w:tcW w:type="dxa" w:w="4764"/>
             <w:tcBorders>
               <w:bottom w:sz="3.184000015258789" w:val="single" w:color="#000000"/>
             </w:tcBorders>
@@ -5552,33 +5393,13 @@
                 <w:color w:val="000000"/>
                 <w:sz w:val="20"/>
               </w:rPr>
-              <w:t>PRE</w:t>
-            </w:r>
-            <w:r>
-              <w:rPr>
-                <w:rFonts w:ascii="LMRoman10" w:hAnsi="LMRoman10" w:eastAsia="LMRoman10"/>
-                <w:b w:val="0"/>
-                <w:i w:val="0"/>
-                <w:color w:val="000000"/>
-                <w:sz w:val="20"/>
-              </w:rPr>
-              <w:t>COMMIT</w:t>
-            </w:r>
-            <w:r>
-              <w:rPr>
-                <w:rFonts w:ascii="LMRoman10" w:hAnsi="LMRoman10" w:eastAsia="LMRoman10"/>
-                <w:b w:val="0"/>
-                <w:i w:val="0"/>
-                <w:color w:val="000000"/>
-                <w:sz w:val="20"/>
-              </w:rPr>
-              <w:t>HOOKS</w:t>
+              <w:t>tmp.ocTMI0Grw2</w:t>
             </w:r>
           </w:p>
         </w:tc>
         <w:tc>
           <w:tcPr>
-            <w:tcW w:type="dxa" w:w="4324"/>
+            <w:tcW w:type="dxa" w:w="4604"/>
             <w:tcBorders>
               <w:bottom w:sz="3.184000015258789" w:val="single" w:color="#000000"/>
             </w:tcBorders>
@@ -5593,7 +5414,7 @@
               <w:autoSpaceDE w:val="0"/>
               <w:widowControl/>
               <w:spacing w:line="200" w:lineRule="exact" w:before="0" w:after="0"/>
-              <w:ind w:left="0" w:right="2" w:firstLine="0"/>
+              <w:ind w:left="0" w:right="4" w:firstLine="0"/>
               <w:jc w:val="right"/>
             </w:pPr>
             <w:r>
@@ -6240,7 +6061,7 @@
         </w:trPr>
         <w:tc>
           <w:tcPr>
-            <w:tcW w:type="dxa" w:w="5064"/>
+            <w:tcW w:type="dxa" w:w="5344"/>
             <w:tcBorders>
               <w:bottom w:sz="3.184000015258789" w:val="single" w:color="#000000"/>
             </w:tcBorders>
@@ -6292,7 +6113,7 @@
         </w:tc>
         <w:tc>
           <w:tcPr>
-            <w:tcW w:type="dxa" w:w="4304"/>
+            <w:tcW w:type="dxa" w:w="4024"/>
             <w:tcBorders>
               <w:bottom w:sz="3.184000015258789" w:val="single" w:color="#000000"/>
             </w:tcBorders>
@@ -6318,27 +6139,7 @@
                 <w:color w:val="000000"/>
                 <w:sz w:val="20"/>
               </w:rPr>
-              <w:t>PRE</w:t>
-            </w:r>
-            <w:r>
-              <w:rPr>
-                <w:rFonts w:ascii="LMRoman10" w:hAnsi="LMRoman10" w:eastAsia="LMRoman10"/>
-                <w:b w:val="0"/>
-                <w:i w:val="0"/>
-                <w:color w:val="000000"/>
-                <w:sz w:val="20"/>
-              </w:rPr>
-              <w:t>COMMIT</w:t>
-            </w:r>
-            <w:r>
-              <w:rPr>
-                <w:rFonts w:ascii="LMRoman10" w:hAnsi="LMRoman10" w:eastAsia="LMRoman10"/>
-                <w:b w:val="0"/>
-                <w:i w:val="0"/>
-                <w:color w:val="000000"/>
-                <w:sz w:val="20"/>
-              </w:rPr>
-              <w:t>HOOKS</w:t>
+              <w:t>tmp.ocTMI0Grw2</w:t>
             </w:r>
           </w:p>
         </w:tc>

--- a/docs/docx/PRE_COMMIT_HOOKS.docx
+++ b/docs/docx/PRE_COMMIT_HOOKS.docx
@@ -290,7 +290,7 @@
         </w:trPr>
         <w:tc>
           <w:tcPr>
-            <w:tcW w:type="dxa" w:w="5224"/>
+            <w:tcW w:type="dxa" w:w="4944"/>
             <w:tcBorders>
               <w:bottom w:sz="3.184000015258789" w:val="single" w:color="#000000"/>
             </w:tcBorders>
@@ -352,7 +352,7 @@
         </w:tc>
         <w:tc>
           <w:tcPr>
-            <w:tcW w:type="dxa" w:w="4144"/>
+            <w:tcW w:type="dxa" w:w="4424"/>
             <w:tcBorders>
               <w:bottom w:sz="3.184000015258789" w:val="single" w:color="#000000"/>
             </w:tcBorders>
@@ -378,7 +378,27 @@
                 <w:color w:val="000000"/>
                 <w:sz w:val="20"/>
               </w:rPr>
-              <w:t>tmp.ocTMI0Grw2</w:t>
+              <w:t>PRE</w:t>
+            </w:r>
+            <w:r>
+              <w:rPr>
+                <w:rFonts w:ascii="LMRoman10" w:hAnsi="LMRoman10" w:eastAsia="LMRoman10"/>
+                <w:b w:val="0"/>
+                <w:i w:val="0"/>
+                <w:color w:val="000000"/>
+                <w:sz w:val="20"/>
+              </w:rPr>
+              <w:t>COMMIT</w:t>
+            </w:r>
+            <w:r>
+              <w:rPr>
+                <w:rFonts w:ascii="LMRoman10" w:hAnsi="LMRoman10" w:eastAsia="LMRoman10"/>
+                <w:b w:val="0"/>
+                <w:i w:val="0"/>
+                <w:color w:val="000000"/>
+                <w:sz w:val="20"/>
+              </w:rPr>
+              <w:t>HOOKS</w:t>
             </w:r>
           </w:p>
         </w:tc>
@@ -783,7 +803,7 @@
         </w:trPr>
         <w:tc>
           <w:tcPr>
-            <w:tcW w:type="dxa" w:w="4104"/>
+            <w:tcW w:type="dxa" w:w="4384"/>
             <w:tcBorders>
               <w:bottom w:sz="3.184000015258789" w:val="single" w:color="#000000"/>
             </w:tcBorders>
@@ -809,13 +829,33 @@
                 <w:color w:val="000000"/>
                 <w:sz w:val="20"/>
               </w:rPr>
-              <w:t>tmp.ocTMI0Grw2</w:t>
+              <w:t>PRE</w:t>
+            </w:r>
+            <w:r>
+              <w:rPr>
+                <w:rFonts w:ascii="LMRoman10" w:hAnsi="LMRoman10" w:eastAsia="LMRoman10"/>
+                <w:b w:val="0"/>
+                <w:i w:val="0"/>
+                <w:color w:val="000000"/>
+                <w:sz w:val="20"/>
+              </w:rPr>
+              <w:t>COMMIT</w:t>
+            </w:r>
+            <w:r>
+              <w:rPr>
+                <w:rFonts w:ascii="LMRoman10" w:hAnsi="LMRoman10" w:eastAsia="LMRoman10"/>
+                <w:b w:val="0"/>
+                <w:i w:val="0"/>
+                <w:color w:val="000000"/>
+                <w:sz w:val="20"/>
+              </w:rPr>
+              <w:t>HOOKS</w:t>
             </w:r>
           </w:p>
         </w:tc>
         <w:tc>
           <w:tcPr>
-            <w:tcW w:type="dxa" w:w="5264"/>
+            <w:tcW w:type="dxa" w:w="4984"/>
             <w:tcBorders>
               <w:bottom w:sz="3.184000015258789" w:val="single" w:color="#000000"/>
             </w:tcBorders>
@@ -830,7 +870,7 @@
               <w:autoSpaceDE w:val="0"/>
               <w:widowControl/>
               <w:spacing w:line="200" w:lineRule="exact" w:before="0" w:after="0"/>
-              <w:ind w:left="0" w:right="4" w:firstLine="0"/>
+              <w:ind w:left="0" w:right="2" w:firstLine="0"/>
               <w:jc w:val="right"/>
             </w:pPr>
             <w:r>
@@ -2657,7 +2697,7 @@
         </w:trPr>
         <w:tc>
           <w:tcPr>
-            <w:tcW w:type="dxa" w:w="5284"/>
+            <w:tcW w:type="dxa" w:w="5004"/>
             <w:tcBorders>
               <w:bottom w:sz="3.184000015258789" w:val="single" w:color="#000000"/>
             </w:tcBorders>
@@ -2719,7 +2759,7 @@
         </w:tc>
         <w:tc>
           <w:tcPr>
-            <w:tcW w:type="dxa" w:w="4084"/>
+            <w:tcW w:type="dxa" w:w="4364"/>
             <w:tcBorders>
               <w:bottom w:sz="3.184000015258789" w:val="single" w:color="#000000"/>
             </w:tcBorders>
@@ -2745,7 +2785,27 @@
                 <w:color w:val="000000"/>
                 <w:sz w:val="20"/>
               </w:rPr>
-              <w:t>tmp.ocTMI0Grw2</w:t>
+              <w:t>PRE</w:t>
+            </w:r>
+            <w:r>
+              <w:rPr>
+                <w:rFonts w:ascii="LMRoman10" w:hAnsi="LMRoman10" w:eastAsia="LMRoman10"/>
+                <w:b w:val="0"/>
+                <w:i w:val="0"/>
+                <w:color w:val="000000"/>
+                <w:sz w:val="20"/>
+              </w:rPr>
+              <w:t>COMMIT</w:t>
+            </w:r>
+            <w:r>
+              <w:rPr>
+                <w:rFonts w:ascii="LMRoman10" w:hAnsi="LMRoman10" w:eastAsia="LMRoman10"/>
+                <w:b w:val="0"/>
+                <w:i w:val="0"/>
+                <w:color w:val="000000"/>
+                <w:sz w:val="20"/>
+              </w:rPr>
+              <w:t>HOOKS</w:t>
             </w:r>
           </w:p>
         </w:tc>
@@ -3776,7 +3836,7 @@
         </w:trPr>
         <w:tc>
           <w:tcPr>
-            <w:tcW w:type="dxa" w:w="4864"/>
+            <w:tcW w:type="dxa" w:w="5144"/>
             <w:tcBorders>
               <w:bottom w:sz="3.184000015258789" w:val="single" w:color="#000000"/>
             </w:tcBorders>
@@ -3802,13 +3862,33 @@
                 <w:color w:val="000000"/>
                 <w:sz w:val="20"/>
               </w:rPr>
-              <w:t>tmp.ocTMI0Grw2</w:t>
+              <w:t>PRE</w:t>
+            </w:r>
+            <w:r>
+              <w:rPr>
+                <w:rFonts w:ascii="LMRoman10" w:hAnsi="LMRoman10" w:eastAsia="LMRoman10"/>
+                <w:b w:val="0"/>
+                <w:i w:val="0"/>
+                <w:color w:val="000000"/>
+                <w:sz w:val="20"/>
+              </w:rPr>
+              <w:t>COMMIT</w:t>
+            </w:r>
+            <w:r>
+              <w:rPr>
+                <w:rFonts w:ascii="LMRoman10" w:hAnsi="LMRoman10" w:eastAsia="LMRoman10"/>
+                <w:b w:val="0"/>
+                <w:i w:val="0"/>
+                <w:color w:val="000000"/>
+                <w:sz w:val="20"/>
+              </w:rPr>
+              <w:t>HOOKS</w:t>
             </w:r>
           </w:p>
         </w:tc>
         <w:tc>
           <w:tcPr>
-            <w:tcW w:type="dxa" w:w="4504"/>
+            <w:tcW w:type="dxa" w:w="4224"/>
             <w:tcBorders>
               <w:bottom w:sz="3.184000015258789" w:val="single" w:color="#000000"/>
             </w:tcBorders>
@@ -4678,7 +4758,7 @@
         </w:trPr>
         <w:tc>
           <w:tcPr>
-            <w:tcW w:type="dxa" w:w="4964"/>
+            <w:tcW w:type="dxa" w:w="4664"/>
             <w:tcBorders>
               <w:bottom w:sz="3.184000015258789" w:val="single" w:color="#000000"/>
             </w:tcBorders>
@@ -4720,7 +4800,7 @@
         </w:tc>
         <w:tc>
           <w:tcPr>
-            <w:tcW w:type="dxa" w:w="4404"/>
+            <w:tcW w:type="dxa" w:w="4704"/>
             <w:tcBorders>
               <w:bottom w:sz="3.184000015258789" w:val="single" w:color="#000000"/>
             </w:tcBorders>
@@ -4735,7 +4815,7 @@
               <w:autoSpaceDE w:val="0"/>
               <w:widowControl/>
               <w:spacing w:line="200" w:lineRule="exact" w:before="0" w:after="0"/>
-              <w:ind w:left="0" w:right="4" w:firstLine="0"/>
+              <w:ind w:left="0" w:right="2" w:firstLine="0"/>
               <w:jc w:val="right"/>
             </w:pPr>
             <w:r>
@@ -4746,7 +4826,27 @@
                 <w:color w:val="000000"/>
                 <w:sz w:val="20"/>
               </w:rPr>
-              <w:t>tmp.ocTMI0Grw2</w:t>
+              <w:t>PRE</w:t>
+            </w:r>
+            <w:r>
+              <w:rPr>
+                <w:rFonts w:ascii="LMRoman10" w:hAnsi="LMRoman10" w:eastAsia="LMRoman10"/>
+                <w:b w:val="0"/>
+                <w:i w:val="0"/>
+                <w:color w:val="000000"/>
+                <w:sz w:val="20"/>
+              </w:rPr>
+              <w:t>COMMIT</w:t>
+            </w:r>
+            <w:r>
+              <w:rPr>
+                <w:rFonts w:ascii="LMRoman10" w:hAnsi="LMRoman10" w:eastAsia="LMRoman10"/>
+                <w:b w:val="0"/>
+                <w:i w:val="0"/>
+                <w:color w:val="000000"/>
+                <w:sz w:val="20"/>
+              </w:rPr>
+              <w:t>HOOKS</w:t>
             </w:r>
           </w:p>
         </w:tc>
@@ -5367,7 +5467,7 @@
         </w:trPr>
         <w:tc>
           <w:tcPr>
-            <w:tcW w:type="dxa" w:w="4764"/>
+            <w:tcW w:type="dxa" w:w="5044"/>
             <w:tcBorders>
               <w:bottom w:sz="3.184000015258789" w:val="single" w:color="#000000"/>
             </w:tcBorders>
@@ -5393,13 +5493,33 @@
                 <w:color w:val="000000"/>
                 <w:sz w:val="20"/>
               </w:rPr>
-              <w:t>tmp.ocTMI0Grw2</w:t>
+              <w:t>PRE</w:t>
+            </w:r>
+            <w:r>
+              <w:rPr>
+                <w:rFonts w:ascii="LMRoman10" w:hAnsi="LMRoman10" w:eastAsia="LMRoman10"/>
+                <w:b w:val="0"/>
+                <w:i w:val="0"/>
+                <w:color w:val="000000"/>
+                <w:sz w:val="20"/>
+              </w:rPr>
+              <w:t>COMMIT</w:t>
+            </w:r>
+            <w:r>
+              <w:rPr>
+                <w:rFonts w:ascii="LMRoman10" w:hAnsi="LMRoman10" w:eastAsia="LMRoman10"/>
+                <w:b w:val="0"/>
+                <w:i w:val="0"/>
+                <w:color w:val="000000"/>
+                <w:sz w:val="20"/>
+              </w:rPr>
+              <w:t>HOOKS</w:t>
             </w:r>
           </w:p>
         </w:tc>
         <w:tc>
           <w:tcPr>
-            <w:tcW w:type="dxa" w:w="4604"/>
+            <w:tcW w:type="dxa" w:w="4324"/>
             <w:tcBorders>
               <w:bottom w:sz="3.184000015258789" w:val="single" w:color="#000000"/>
             </w:tcBorders>
@@ -5414,7 +5534,7 @@
               <w:autoSpaceDE w:val="0"/>
               <w:widowControl/>
               <w:spacing w:line="200" w:lineRule="exact" w:before="0" w:after="0"/>
-              <w:ind w:left="0" w:right="4" w:firstLine="0"/>
+              <w:ind w:left="0" w:right="2" w:firstLine="0"/>
               <w:jc w:val="right"/>
             </w:pPr>
             <w:r>
@@ -6061,7 +6181,7 @@
         </w:trPr>
         <w:tc>
           <w:tcPr>
-            <w:tcW w:type="dxa" w:w="5344"/>
+            <w:tcW w:type="dxa" w:w="5064"/>
             <w:tcBorders>
               <w:bottom w:sz="3.184000015258789" w:val="single" w:color="#000000"/>
             </w:tcBorders>
@@ -6113,7 +6233,7 @@
         </w:tc>
         <w:tc>
           <w:tcPr>
-            <w:tcW w:type="dxa" w:w="4024"/>
+            <w:tcW w:type="dxa" w:w="4304"/>
             <w:tcBorders>
               <w:bottom w:sz="3.184000015258789" w:val="single" w:color="#000000"/>
             </w:tcBorders>
@@ -6139,7 +6259,27 @@
                 <w:color w:val="000000"/>
                 <w:sz w:val="20"/>
               </w:rPr>
-              <w:t>tmp.ocTMI0Grw2</w:t>
+              <w:t>PRE</w:t>
+            </w:r>
+            <w:r>
+              <w:rPr>
+                <w:rFonts w:ascii="LMRoman10" w:hAnsi="LMRoman10" w:eastAsia="LMRoman10"/>
+                <w:b w:val="0"/>
+                <w:i w:val="0"/>
+                <w:color w:val="000000"/>
+                <w:sz w:val="20"/>
+              </w:rPr>
+              <w:t>COMMIT</w:t>
+            </w:r>
+            <w:r>
+              <w:rPr>
+                <w:rFonts w:ascii="LMRoman10" w:hAnsi="LMRoman10" w:eastAsia="LMRoman10"/>
+                <w:b w:val="0"/>
+                <w:i w:val="0"/>
+                <w:color w:val="000000"/>
+                <w:sz w:val="20"/>
+              </w:rPr>
+              <w:t>HOOKS</w:t>
             </w:r>
           </w:p>
         </w:tc>
